--- a/Change_Control_Strategy_Template.docx
+++ b/Change_Control_Strategy_Template.docx
@@ -85,6 +85,7 @@
           <w:insideH w:val="single" w:color="auto" w:sz="4"/>
           <w:insideV w:val="single" w:color="auto" w:sz="4"/>
         </w:tblBorders>
+        <w:tblLayout w:type="fixed"/>
       </w:tblPr>
       <w:tblGrid>
         <w:gridCol w:w="2600"/>
@@ -467,6 +468,7 @@
           <w:insideH w:val="single" w:color="auto" w:sz="4"/>
           <w:insideV w:val="single" w:color="auto" w:sz="4"/>
         </w:tblBorders>
+        <w:tblLayout w:type="fixed"/>
       </w:tblPr>
       <w:tblGrid>
         <w:gridCol w:w="2600"/>
@@ -807,6 +809,7 @@
           <w:insideH w:val="single" w:color="auto" w:sz="4"/>
           <w:insideV w:val="single" w:color="auto" w:sz="4"/>
         </w:tblBorders>
+        <w:tblLayout w:type="fixed"/>
       </w:tblPr>
       <w:tblGrid>
         <w:gridCol w:w="1800"/>
@@ -1533,6 +1536,7 @@
           <w:insideH w:val="single" w:color="auto" w:sz="4"/>
           <w:insideV w:val="single" w:color="auto" w:sz="4"/>
         </w:tblBorders>
+        <w:tblLayout w:type="fixed"/>
       </w:tblPr>
       <w:tblGrid>
         <w:gridCol w:w="2600"/>
@@ -2122,6 +2126,7 @@
           <w:insideH w:val="single" w:color="auto" w:sz="4"/>
           <w:insideV w:val="single" w:color="auto" w:sz="4"/>
         </w:tblBorders>
+        <w:tblLayout w:type="fixed"/>
       </w:tblPr>
       <w:tblGrid>
         <w:gridCol w:w="2600"/>
@@ -2540,6 +2545,7 @@
           <w:insideH w:val="single" w:color="auto" w:sz="4"/>
           <w:insideV w:val="single" w:color="auto" w:sz="4"/>
         </w:tblBorders>
+        <w:tblLayout w:type="fixed"/>
       </w:tblPr>
       <w:tblGrid>
         <w:gridCol w:w="1500"/>
@@ -3138,6 +3144,7 @@
           <w:insideH w:val="single" w:color="auto" w:sz="4"/>
           <w:insideV w:val="single" w:color="auto" w:sz="4"/>
         </w:tblBorders>
+        <w:tblLayout w:type="fixed"/>
       </w:tblPr>
       <w:tblGrid>
         <w:gridCol w:w="2400"/>
@@ -6439,6 +6446,7 @@
           <w:insideH w:val="single" w:color="auto" w:sz="4"/>
           <w:insideV w:val="single" w:color="auto" w:sz="4"/>
         </w:tblBorders>
+        <w:tblLayout w:type="fixed"/>
       </w:tblPr>
       <w:tblGrid>
         <w:gridCol w:w="2200"/>
@@ -6845,6 +6853,7 @@
           <w:insideH w:val="single" w:color="auto" w:sz="4"/>
           <w:insideV w:val="single" w:color="auto" w:sz="4"/>
         </w:tblBorders>
+        <w:tblLayout w:type="fixed"/>
       </w:tblPr>
       <w:tblGrid>
         <w:gridCol w:w="2000"/>
@@ -7331,6 +7340,7 @@
           <w:insideH w:val="single" w:color="auto" w:sz="4"/>
           <w:insideV w:val="single" w:color="auto" w:sz="4"/>
         </w:tblBorders>
+        <w:tblLayout w:type="fixed"/>
       </w:tblPr>
       <w:tblGrid>
         <w:gridCol w:w="2600"/>
@@ -8158,6 +8168,7 @@
           <w:insideH w:val="single" w:color="auto" w:sz="4"/>
           <w:insideV w:val="single" w:color="auto" w:sz="4"/>
         </w:tblBorders>
+        <w:tblLayout w:type="fixed"/>
       </w:tblPr>
       <w:tblGrid>
         <w:gridCol w:w="7200"/>
@@ -8739,6 +8750,7 @@
           <w:insideH w:val="single" w:color="auto" w:sz="4"/>
           <w:insideV w:val="single" w:color="auto" w:sz="4"/>
         </w:tblBorders>
+        <w:tblLayout w:type="fixed"/>
       </w:tblPr>
       <w:tblGrid>
         <w:gridCol w:w="1600"/>
@@ -9228,6 +9240,7 @@
           <w:insideH w:val="single" w:color="auto" w:sz="4"/>
           <w:insideV w:val="single" w:color="auto" w:sz="4"/>
         </w:tblBorders>
+        <w:tblLayout w:type="fixed"/>
       </w:tblPr>
       <w:tblGrid>
         <w:gridCol w:w="2600"/>
